--- a/arbeitsblaetter/START_Links_und_Quellen.docx
+++ b/arbeitsblaetter/START_Links_und_Quellen.docx
@@ -7,17 +7,17 @@
         <w:pStyle w:val="Heading1"/>
       </w:pPr>
       <w:r>
-        <w:t>Hilfreiche Webseiten fuer Schule und Beruf</w:t>
+        <w:t>Hilfreiche Webseiten für Schule und Beruf</w:t>
       </w:r>
     </w:p>
     <w:p>
       <w:r>
-        <w:t>Fuer Berufsinformationen: Berufsberatung Schweiz</w:t>
+        <w:t>Für Berufsinformationen: Berufsberatung Schweiz</w:t>
       </w:r>
     </w:p>
     <w:p>
       <w:r>
-        <w:t>Fuer Zugverbindungen: SBB Fahrplan</w:t>
+        <w:t>Für Zugverbindungen: SBB Fahrplan</w:t>
       </w:r>
     </w:p>
     <w:p>

--- a/arbeitsblaetter/START_Links_und_Quellen.docx
+++ b/arbeitsblaetter/START_Links_und_Quellen.docx
@@ -12,12 +12,17 @@
     </w:p>
     <w:p>
       <w:r>
-        <w:t>Für Berufsinformationen: Berufsberatung Schweiz</w:t>
+        <w:t>Für Infos zur EFZ-Lehre: Lehre EFZ (Berufsberatung Schweiz)</w:t>
       </w:r>
     </w:p>
     <w:p>
       <w:r>
         <w:t>Für Zugverbindungen: SBB Fahrplan</w:t>
+      </w:r>
+    </w:p>
+    <w:p>
+      <w:r>
+        <w:t xml:space="preserve">Das habe ich herausgefunden: </w:t>
       </w:r>
     </w:p>
     <w:p>

--- a/arbeitsblaetter/START_Links_und_Quellen.docx
+++ b/arbeitsblaetter/START_Links_und_Quellen.docx
@@ -466,15 +466,15 @@
     <w:pPr>
       <w:keepNext/>
       <w:keepLines/>
-      <w:spacing w:before="480" w:after="0"/>
+      <w:spacing w:before="480" w:after="160"/>
       <w:outlineLvl w:val="0"/>
     </w:pPr>
     <w:rPr>
-      <w:rFonts w:asciiTheme="majorHAnsi" w:eastAsiaTheme="majorEastAsia" w:hAnsiTheme="majorHAnsi" w:cstheme="majorBidi"/>
+      <w:rFonts w:asciiTheme="majorHAnsi" w:eastAsiaTheme="majorEastAsia" w:hAnsiTheme="majorHAnsi" w:cstheme="majorBidi" w:ascii="Arial" w:hAnsi="Arial"/>
       <w:b/>
       <w:bCs/>
-      <w:color w:val="365F91" w:themeColor="accent1" w:themeShade="BF"/>
-      <w:sz w:val="28"/>
+      <w:color w:val="17324D"/>
+      <w:sz w:val="34"/>
       <w:szCs w:val="28"/>
     </w:rPr>
   </w:style>
